--- a/api documetation.docx
+++ b/api documetation.docx
@@ -95,8 +95,6 @@
           <w:szCs w:val="24"/>
         </w:rPr>
       </w:pPr>
-      <w:bookmarkStart w:id="0" w:name="_GoBack"/>
-      <w:bookmarkEnd w:id="0"/>
     </w:p>
     <w:p>
       <w:pPr>
@@ -4580,324 +4578,56 @@
     </w:p>
     <w:p>
       <w:pPr>
-        <w:spacing w:before="100" w:beforeAutospacing="1" w:after="100" w:afterAutospacing="1" w:line="240" w:lineRule="auto"/>
-        <w:outlineLvl w:val="1"/>
-        <w:rPr>
-          <w:rFonts w:ascii="Times New Roman" w:eastAsia="Times New Roman" w:hAnsi="Times New Roman" w:cs="Times New Roman"/>
-          <w:b/>
-          <w:bCs/>
-          <w:sz w:val="36"/>
-          <w:szCs w:val="36"/>
-        </w:rPr>
-      </w:pPr>
-      <w:r>
-        <w:rPr>
-          <w:rFonts w:ascii="Times New Roman" w:eastAsia="Times New Roman" w:hAnsi="Times New Roman" w:cs="Times New Roman"/>
-          <w:b/>
-          <w:bCs/>
-          <w:sz w:val="36"/>
-          <w:szCs w:val="36"/>
-        </w:rPr>
-        <w:t>7.12 Checkout Cart</w:t>
-      </w:r>
-    </w:p>
-    <w:p>
-      <w:pPr>
-        <w:spacing w:before="100" w:beforeAutospacing="1" w:after="100" w:afterAutospacing="1" w:line="240" w:lineRule="auto"/>
-        <w:outlineLvl w:val="2"/>
-        <w:rPr>
-          <w:rFonts w:ascii="Times New Roman" w:eastAsia="Times New Roman" w:hAnsi="Times New Roman" w:cs="Times New Roman"/>
-          <w:b/>
-          <w:bCs/>
-          <w:sz w:val="27"/>
-          <w:szCs w:val="27"/>
-        </w:rPr>
-      </w:pPr>
-      <w:r>
-        <w:rPr>
-          <w:rFonts w:ascii="Times New Roman" w:eastAsia="Times New Roman" w:hAnsi="Times New Roman" w:cs="Times New Roman"/>
-          <w:b/>
-          <w:bCs/>
-          <w:sz w:val="27"/>
-          <w:szCs w:val="27"/>
-        </w:rPr>
-        <w:t>Method</w:t>
-      </w:r>
-    </w:p>
-    <w:p>
-      <w:pPr>
-        <w:spacing w:before="100" w:beforeAutospacing="1" w:after="100" w:afterAutospacing="1" w:line="240" w:lineRule="auto"/>
-        <w:rPr>
-          <w:rFonts w:ascii="Times New Roman" w:eastAsia="Times New Roman" w:hAnsi="Times New Roman" w:cs="Times New Roman"/>
-          <w:sz w:val="24"/>
-          <w:szCs w:val="24"/>
-        </w:rPr>
-      </w:pPr>
-      <w:r>
-        <w:rPr>
-          <w:rFonts w:ascii="Times New Roman" w:eastAsia="Times New Roman" w:hAnsi="Times New Roman" w:cs="Times New Roman"/>
-          <w:sz w:val="24"/>
-          <w:szCs w:val="24"/>
-        </w:rPr>
-        <w:t>POST</w:t>
-      </w:r>
-    </w:p>
-    <w:p>
-      <w:pPr>
-        <w:spacing w:before="100" w:beforeAutospacing="1" w:after="100" w:afterAutospacing="1" w:line="240" w:lineRule="auto"/>
-        <w:outlineLvl w:val="2"/>
-        <w:rPr>
-          <w:rFonts w:ascii="Times New Roman" w:eastAsia="Times New Roman" w:hAnsi="Times New Roman" w:cs="Times New Roman"/>
-          <w:b/>
-          <w:bCs/>
-          <w:sz w:val="27"/>
-          <w:szCs w:val="27"/>
-        </w:rPr>
-      </w:pPr>
-      <w:r>
-        <w:rPr>
-          <w:rFonts w:ascii="Times New Roman" w:eastAsia="Times New Roman" w:hAnsi="Times New Roman" w:cs="Times New Roman"/>
-          <w:b/>
-          <w:bCs/>
-          <w:sz w:val="27"/>
-          <w:szCs w:val="27"/>
-        </w:rPr>
-        <w:t>Endpoint</w:t>
-      </w:r>
-    </w:p>
-    <w:p>
-      <w:pPr>
-        <w:spacing w:before="100" w:beforeAutospacing="1" w:after="100" w:afterAutospacing="1" w:line="240" w:lineRule="auto"/>
-        <w:rPr>
-          <w:rFonts w:ascii="Times New Roman" w:eastAsia="Times New Roman" w:hAnsi="Times New Roman" w:cs="Times New Roman"/>
-          <w:sz w:val="24"/>
-          <w:szCs w:val="24"/>
-        </w:rPr>
-      </w:pPr>
-      <w:r>
-        <w:rPr>
-          <w:rFonts w:ascii="Times New Roman" w:eastAsia="Times New Roman" w:hAnsi="Times New Roman" w:cs="Times New Roman"/>
-          <w:sz w:val="24"/>
-          <w:szCs w:val="24"/>
-        </w:rPr>
-        <w:t>/cart/checkout</w:t>
-      </w:r>
-    </w:p>
-    <w:p>
-      <w:pPr>
-        <w:spacing w:before="100" w:beforeAutospacing="1" w:after="100" w:afterAutospacing="1" w:line="240" w:lineRule="auto"/>
-        <w:outlineLvl w:val="2"/>
-        <w:rPr>
-          <w:rFonts w:ascii="Times New Roman" w:eastAsia="Times New Roman" w:hAnsi="Times New Roman" w:cs="Times New Roman"/>
-          <w:b/>
-          <w:bCs/>
-          <w:sz w:val="27"/>
-          <w:szCs w:val="27"/>
-        </w:rPr>
-      </w:pPr>
-      <w:r>
-        <w:rPr>
-          <w:rFonts w:ascii="Times New Roman" w:eastAsia="Times New Roman" w:hAnsi="Times New Roman" w:cs="Times New Roman"/>
-          <w:b/>
-          <w:bCs/>
-          <w:sz w:val="27"/>
-          <w:szCs w:val="27"/>
-        </w:rPr>
-        <w:t>Purpose</w:t>
-      </w:r>
-    </w:p>
-    <w:p>
-      <w:pPr>
-        <w:spacing w:before="100" w:beforeAutospacing="1" w:after="100" w:afterAutospacing="1" w:line="240" w:lineRule="auto"/>
-        <w:rPr>
-          <w:rFonts w:ascii="Times New Roman" w:eastAsia="Times New Roman" w:hAnsi="Times New Roman" w:cs="Times New Roman"/>
-          <w:sz w:val="24"/>
-          <w:szCs w:val="24"/>
-        </w:rPr>
-      </w:pPr>
-      <w:r>
-        <w:rPr>
-          <w:rFonts w:ascii="Times New Roman" w:eastAsia="Times New Roman" w:hAnsi="Times New Roman" w:cs="Times New Roman"/>
-          <w:sz w:val="24"/>
-          <w:szCs w:val="24"/>
-        </w:rPr>
-        <w:t>Initiate checkout and convert cart into an order.</w:t>
-      </w:r>
-    </w:p>
-    <w:p>
-      <w:pPr>
-        <w:spacing w:before="100" w:beforeAutospacing="1" w:after="100" w:afterAutospacing="1" w:line="240" w:lineRule="auto"/>
-        <w:outlineLvl w:val="2"/>
-        <w:rPr>
-          <w:rFonts w:ascii="Times New Roman" w:eastAsia="Times New Roman" w:hAnsi="Times New Roman" w:cs="Times New Roman"/>
-          <w:b/>
-          <w:bCs/>
-          <w:sz w:val="27"/>
-          <w:szCs w:val="27"/>
-        </w:rPr>
-      </w:pPr>
-      <w:r>
-        <w:rPr>
-          <w:rFonts w:ascii="Times New Roman" w:eastAsia="Times New Roman" w:hAnsi="Times New Roman" w:cs="Times New Roman"/>
-          <w:b/>
-          <w:bCs/>
-          <w:sz w:val="27"/>
-          <w:szCs w:val="27"/>
-        </w:rPr>
-        <w:t>Functional Behavior</w:t>
-      </w:r>
-    </w:p>
-    <w:p>
-      <w:pPr>
-        <w:numPr>
-          <w:ilvl w:val="0"/>
-          <w:numId w:val="16"/>
-        </w:numPr>
-        <w:spacing w:before="100" w:beforeAutospacing="1" w:after="100" w:afterAutospacing="1" w:line="240" w:lineRule="auto"/>
-        <w:rPr>
-          <w:rFonts w:ascii="Times New Roman" w:eastAsia="Times New Roman" w:hAnsi="Times New Roman" w:cs="Times New Roman"/>
-          <w:sz w:val="24"/>
-          <w:szCs w:val="24"/>
-        </w:rPr>
-      </w:pPr>
-      <w:r>
-        <w:rPr>
-          <w:rFonts w:ascii="Times New Roman" w:eastAsia="Times New Roman" w:hAnsi="Times New Roman" w:cs="Times New Roman"/>
-          <w:sz w:val="24"/>
-          <w:szCs w:val="24"/>
-        </w:rPr>
-        <w:t>Validate cart contents.</w:t>
-      </w:r>
-    </w:p>
-    <w:p>
-      <w:pPr>
-        <w:numPr>
-          <w:ilvl w:val="0"/>
-          <w:numId w:val="16"/>
-        </w:numPr>
-        <w:spacing w:before="100" w:beforeAutospacing="1" w:after="100" w:afterAutospacing="1" w:line="240" w:lineRule="auto"/>
-        <w:rPr>
-          <w:rFonts w:ascii="Times New Roman" w:eastAsia="Times New Roman" w:hAnsi="Times New Roman" w:cs="Times New Roman"/>
-          <w:sz w:val="24"/>
-          <w:szCs w:val="24"/>
-        </w:rPr>
-      </w:pPr>
-      <w:r>
-        <w:rPr>
-          <w:rFonts w:ascii="Times New Roman" w:eastAsia="Times New Roman" w:hAnsi="Times New Roman" w:cs="Times New Roman"/>
-          <w:sz w:val="24"/>
-          <w:szCs w:val="24"/>
-        </w:rPr>
-        <w:t>Validate product availability.</w:t>
-      </w:r>
-    </w:p>
-    <w:p>
-      <w:pPr>
-        <w:numPr>
-          <w:ilvl w:val="0"/>
-          <w:numId w:val="16"/>
-        </w:numPr>
-        <w:spacing w:before="100" w:beforeAutospacing="1" w:after="100" w:afterAutospacing="1" w:line="240" w:lineRule="auto"/>
-        <w:rPr>
-          <w:rFonts w:ascii="Times New Roman" w:eastAsia="Times New Roman" w:hAnsi="Times New Roman" w:cs="Times New Roman"/>
-          <w:sz w:val="24"/>
-          <w:szCs w:val="24"/>
-        </w:rPr>
-      </w:pPr>
-      <w:r>
-        <w:rPr>
-          <w:rFonts w:ascii="Times New Roman" w:eastAsia="Times New Roman" w:hAnsi="Times New Roman" w:cs="Times New Roman"/>
-          <w:sz w:val="24"/>
-          <w:szCs w:val="24"/>
-        </w:rPr>
-        <w:t>Validate pricing.</w:t>
-      </w:r>
-    </w:p>
-    <w:p>
-      <w:pPr>
-        <w:numPr>
-          <w:ilvl w:val="0"/>
-          <w:numId w:val="16"/>
-        </w:numPr>
-        <w:spacing w:before="100" w:beforeAutospacing="1" w:after="100" w:afterAutospacing="1" w:line="240" w:lineRule="auto"/>
-        <w:rPr>
-          <w:rFonts w:ascii="Times New Roman" w:eastAsia="Times New Roman" w:hAnsi="Times New Roman" w:cs="Times New Roman"/>
-          <w:sz w:val="24"/>
-          <w:szCs w:val="24"/>
-        </w:rPr>
-      </w:pPr>
-      <w:r>
-        <w:rPr>
-          <w:rFonts w:ascii="Times New Roman" w:eastAsia="Times New Roman" w:hAnsi="Times New Roman" w:cs="Times New Roman"/>
-          <w:sz w:val="24"/>
-          <w:szCs w:val="24"/>
-        </w:rPr>
-        <w:t>Lock cart contents.</w:t>
-      </w:r>
-    </w:p>
-    <w:p>
-      <w:pPr>
-        <w:numPr>
-          <w:ilvl w:val="0"/>
-          <w:numId w:val="16"/>
-        </w:numPr>
-        <w:spacing w:before="100" w:beforeAutospacing="1" w:after="100" w:afterAutospacing="1" w:line="240" w:lineRule="auto"/>
-        <w:rPr>
-          <w:rFonts w:ascii="Times New Roman" w:eastAsia="Times New Roman" w:hAnsi="Times New Roman" w:cs="Times New Roman"/>
-          <w:sz w:val="24"/>
-          <w:szCs w:val="24"/>
-        </w:rPr>
-      </w:pPr>
-      <w:r>
-        <w:rPr>
-          <w:rFonts w:ascii="Times New Roman" w:eastAsia="Times New Roman" w:hAnsi="Times New Roman" w:cs="Times New Roman"/>
-          <w:sz w:val="24"/>
-          <w:szCs w:val="24"/>
-        </w:rPr>
-        <w:t>Generate order.</w:t>
-      </w:r>
-    </w:p>
-    <w:p>
-      <w:pPr>
-        <w:numPr>
-          <w:ilvl w:val="0"/>
-          <w:numId w:val="16"/>
-        </w:numPr>
-        <w:spacing w:before="100" w:beforeAutospacing="1" w:after="100" w:afterAutospacing="1" w:line="240" w:lineRule="auto"/>
-        <w:rPr>
-          <w:rFonts w:ascii="Times New Roman" w:eastAsia="Times New Roman" w:hAnsi="Times New Roman" w:cs="Times New Roman"/>
-          <w:sz w:val="24"/>
-          <w:szCs w:val="24"/>
-        </w:rPr>
-      </w:pPr>
-      <w:r>
-        <w:rPr>
-          <w:rFonts w:ascii="Times New Roman" w:eastAsia="Times New Roman" w:hAnsi="Times New Roman" w:cs="Times New Roman"/>
-          <w:sz w:val="24"/>
-          <w:szCs w:val="24"/>
-        </w:rPr>
-        <w:t>Mark cart as checked out.</w:t>
-      </w:r>
-    </w:p>
-    <w:p>
-      <w:pPr>
-        <w:spacing w:after="0" w:line="240" w:lineRule="auto"/>
-        <w:rPr>
-          <w:rFonts w:ascii="Times New Roman" w:eastAsia="Times New Roman" w:hAnsi="Times New Roman" w:cs="Times New Roman"/>
-          <w:sz w:val="24"/>
-          <w:szCs w:val="24"/>
-        </w:rPr>
-      </w:pPr>
-    </w:p>
-    <w:p>
-      <w:pPr>
-        <w:spacing w:after="0" w:line="240" w:lineRule="auto"/>
-        <w:rPr>
-          <w:rFonts w:ascii="Times New Roman" w:eastAsia="Times New Roman" w:hAnsi="Times New Roman" w:cs="Times New Roman"/>
-          <w:sz w:val="24"/>
-          <w:szCs w:val="24"/>
-        </w:rPr>
-      </w:pPr>
+        <w:pStyle w:val="Heading1"/>
+      </w:pPr>
+      <w:r>
+        <w:t>8. Schema</w:t>
+      </w:r>
+    </w:p>
+    <w:p>
+      <w:r>
+        <w:t xml:space="preserve">  </w:t>
+      </w:r>
+      <w:r>
+        <w:rPr>
+          <w:noProof/>
+        </w:rPr>
+        <w:drawing>
+          <wp:inline distT="0" distB="0" distL="0" distR="0" wp14:anchorId="2BAAC6E7" wp14:editId="279045DF">
+            <wp:extent cx="5943600" cy="4193540"/>
+            <wp:effectExtent l="0" t="0" r="0" b="0"/>
+            <wp:docPr id="1" name="Picture 1"/>
+            <wp:cNvGraphicFramePr>
+              <a:graphicFrameLocks xmlns:a="http://schemas.openxmlformats.org/drawingml/2006/main" noChangeAspect="1"/>
+            </wp:cNvGraphicFramePr>
+            <a:graphic xmlns:a="http://schemas.openxmlformats.org/drawingml/2006/main">
+              <a:graphicData uri="http://schemas.openxmlformats.org/drawingml/2006/picture">
+                <pic:pic xmlns:pic="http://schemas.openxmlformats.org/drawingml/2006/picture">
+                  <pic:nvPicPr>
+                    <pic:cNvPr id="1" name=""/>
+                    <pic:cNvPicPr/>
+                  </pic:nvPicPr>
+                  <pic:blipFill>
+                    <a:blip r:embed="rId5"/>
+                    <a:stretch>
+                      <a:fillRect/>
+                    </a:stretch>
+                  </pic:blipFill>
+                  <pic:spPr>
+                    <a:xfrm>
+                      <a:off x="0" y="0"/>
+                      <a:ext cx="5943600" cy="4193540"/>
+                    </a:xfrm>
+                    <a:prstGeom prst="rect">
+                      <a:avLst/>
+                    </a:prstGeom>
+                  </pic:spPr>
+                </pic:pic>
+              </a:graphicData>
+            </a:graphic>
+          </wp:inline>
+        </w:drawing>
+      </w:r>
     </w:p>
     <w:p>
       <w:pPr>
@@ -4922,7 +4652,7 @@
           <w:szCs w:val="48"/>
         </w:rPr>
         <w:lastRenderedPageBreak/>
-        <w:t>8</w:t>
+        <w:t>9</w:t>
       </w:r>
       <w:r>
         <w:rPr>
@@ -5022,6 +4752,27 @@
           <w:szCs w:val="24"/>
         </w:rPr>
         <w:t>Order creation occurs after successful checkout initiation.</w:t>
+      </w:r>
+      <w:r>
+        <w:rPr>
+          <w:rFonts w:ascii="Times New Roman" w:eastAsia="Times New Roman" w:hAnsi="Times New Roman" w:cs="Times New Roman"/>
+          <w:sz w:val="24"/>
+          <w:szCs w:val="24"/>
+        </w:rPr>
+        <w:br/>
+      </w:r>
+      <w:r>
+        <w:rPr>
+          <w:rFonts w:ascii="Times New Roman" w:eastAsia="Times New Roman" w:hAnsi="Times New Roman" w:cs="Times New Roman"/>
+          <w:sz w:val="24"/>
+          <w:szCs w:val="24"/>
+        </w:rPr>
+        <w:br/>
+      </w:r>
+      <w:bookmarkStart w:id="0" w:name="_GoBack"/>
+      <w:bookmarkEnd w:id="0"/>
+      <w:r>
+        <w:br/>
       </w:r>
     </w:p>
     <w:sectPr>
@@ -9200,6 +8951,36 @@
       <w:contextualSpacing/>
     </w:pPr>
   </w:style>
+  <w:style w:type="paragraph" w:styleId="BalloonText">
+    <w:name w:val="Balloon Text"/>
+    <w:basedOn w:val="Normal"/>
+    <w:link w:val="BalloonTextChar"/>
+    <w:uiPriority w:val="99"/>
+    <w:semiHidden/>
+    <w:unhideWhenUsed/>
+    <w:rsid w:val="00564905"/>
+    <w:pPr>
+      <w:spacing w:after="0" w:line="240" w:lineRule="auto"/>
+    </w:pPr>
+    <w:rPr>
+      <w:rFonts w:ascii="Segoe UI" w:hAnsi="Segoe UI" w:cs="Segoe UI"/>
+      <w:sz w:val="18"/>
+      <w:szCs w:val="18"/>
+    </w:rPr>
+  </w:style>
+  <w:style w:type="character" w:customStyle="1" w:styleId="BalloonTextChar">
+    <w:name w:val="Balloon Text Char"/>
+    <w:basedOn w:val="DefaultParagraphFont"/>
+    <w:link w:val="BalloonText"/>
+    <w:uiPriority w:val="99"/>
+    <w:semiHidden/>
+    <w:rsid w:val="00564905"/>
+    <w:rPr>
+      <w:rFonts w:ascii="Segoe UI" w:hAnsi="Segoe UI" w:cs="Segoe UI"/>
+      <w:sz w:val="18"/>
+      <w:szCs w:val="18"/>
+    </w:rPr>
+  </w:style>
 </w:styles>
 </file>
 

--- a/api documetation.docx
+++ b/api documetation.docx
@@ -4588,6 +4588,7 @@
       <w:r>
         <w:t xml:space="preserve">  </w:t>
       </w:r>
+      <w:bookmarkStart w:id="0" w:name="_GoBack"/>
       <w:r>
         <w:rPr>
           <w:noProof/>
@@ -4628,6 +4629,7 @@
           </wp:inline>
         </w:drawing>
       </w:r>
+      <w:bookmarkEnd w:id="0"/>
     </w:p>
     <w:p>
       <w:pPr>
@@ -4769,11 +4771,137 @@
         </w:rPr>
         <w:br/>
       </w:r>
-      <w:bookmarkStart w:id="0" w:name="_GoBack"/>
-      <w:bookmarkEnd w:id="0"/>
       <w:r>
         <w:br/>
       </w:r>
+    </w:p>
+    <w:p>
+      <w:pPr>
+        <w:spacing w:before="100" w:beforeAutospacing="1" w:after="100" w:afterAutospacing="1" w:line="240" w:lineRule="auto"/>
+        <w:rPr>
+          <w:rFonts w:ascii="Times New Roman" w:eastAsia="Times New Roman" w:hAnsi="Times New Roman" w:cs="Times New Roman"/>
+          <w:sz w:val="24"/>
+          <w:szCs w:val="24"/>
+        </w:rPr>
+      </w:pPr>
+    </w:p>
+    <w:p>
+      <w:pPr>
+        <w:spacing w:before="100" w:beforeAutospacing="1" w:after="100" w:afterAutospacing="1" w:line="240" w:lineRule="auto"/>
+        <w:rPr>
+          <w:rFonts w:ascii="Times New Roman" w:eastAsia="Times New Roman" w:hAnsi="Times New Roman" w:cs="Times New Roman"/>
+          <w:sz w:val="24"/>
+          <w:szCs w:val="24"/>
+        </w:rPr>
+      </w:pPr>
+      <w:r>
+        <w:rPr>
+          <w:rFonts w:ascii="Times New Roman" w:eastAsia="Times New Roman" w:hAnsi="Times New Roman" w:cs="Times New Roman"/>
+          <w:sz w:val="24"/>
+          <w:szCs w:val="24"/>
+        </w:rPr>
+        <w:t>Crud end points</w:t>
+      </w:r>
+    </w:p>
+    <w:p>
+      <w:pPr>
+        <w:spacing w:before="100" w:beforeAutospacing="1" w:after="100" w:afterAutospacing="1" w:line="240" w:lineRule="auto"/>
+        <w:rPr>
+          <w:rFonts w:ascii="Times New Roman" w:eastAsia="Times New Roman" w:hAnsi="Times New Roman" w:cs="Times New Roman"/>
+          <w:sz w:val="24"/>
+          <w:szCs w:val="24"/>
+        </w:rPr>
+      </w:pPr>
+      <w:r>
+        <w:rPr>
+          <w:rFonts w:ascii="Times New Roman" w:eastAsia="Times New Roman" w:hAnsi="Times New Roman" w:cs="Times New Roman"/>
+          <w:sz w:val="24"/>
+          <w:szCs w:val="24"/>
+        </w:rPr>
+        <w:t>Create cart</w:t>
+      </w:r>
+    </w:p>
+    <w:p>
+      <w:pPr>
+        <w:spacing w:before="100" w:beforeAutospacing="1" w:after="100" w:afterAutospacing="1" w:line="240" w:lineRule="auto"/>
+        <w:rPr>
+          <w:rFonts w:ascii="Times New Roman" w:eastAsia="Times New Roman" w:hAnsi="Times New Roman" w:cs="Times New Roman"/>
+          <w:sz w:val="24"/>
+          <w:szCs w:val="24"/>
+        </w:rPr>
+      </w:pPr>
+      <w:r>
+        <w:rPr>
+          <w:rFonts w:ascii="Times New Roman" w:eastAsia="Times New Roman" w:hAnsi="Times New Roman" w:cs="Times New Roman"/>
+          <w:sz w:val="24"/>
+          <w:szCs w:val="24"/>
+        </w:rPr>
+        <w:t xml:space="preserve">Add item to cart </w:t>
+      </w:r>
+    </w:p>
+    <w:p>
+      <w:pPr>
+        <w:spacing w:before="100" w:beforeAutospacing="1" w:after="100" w:afterAutospacing="1" w:line="240" w:lineRule="auto"/>
+        <w:rPr>
+          <w:rFonts w:ascii="Times New Roman" w:eastAsia="Times New Roman" w:hAnsi="Times New Roman" w:cs="Times New Roman"/>
+          <w:sz w:val="24"/>
+          <w:szCs w:val="24"/>
+        </w:rPr>
+      </w:pPr>
+      <w:r>
+        <w:rPr>
+          <w:rFonts w:ascii="Times New Roman" w:eastAsia="Times New Roman" w:hAnsi="Times New Roman" w:cs="Times New Roman"/>
+          <w:sz w:val="24"/>
+          <w:szCs w:val="24"/>
+        </w:rPr>
+        <w:t xml:space="preserve">Remove item from cart </w:t>
+      </w:r>
+    </w:p>
+    <w:p>
+      <w:pPr>
+        <w:spacing w:before="100" w:beforeAutospacing="1" w:after="100" w:afterAutospacing="1" w:line="240" w:lineRule="auto"/>
+        <w:rPr>
+          <w:rFonts w:ascii="Times New Roman" w:eastAsia="Times New Roman" w:hAnsi="Times New Roman" w:cs="Times New Roman"/>
+          <w:sz w:val="24"/>
+          <w:szCs w:val="24"/>
+        </w:rPr>
+      </w:pPr>
+      <w:r>
+        <w:rPr>
+          <w:rFonts w:ascii="Times New Roman" w:eastAsia="Times New Roman" w:hAnsi="Times New Roman" w:cs="Times New Roman"/>
+          <w:sz w:val="24"/>
+          <w:szCs w:val="24"/>
+        </w:rPr>
+        <w:t>Checkout</w:t>
+      </w:r>
+    </w:p>
+    <w:p>
+      <w:pPr>
+        <w:spacing w:before="100" w:beforeAutospacing="1" w:after="100" w:afterAutospacing="1" w:line="240" w:lineRule="auto"/>
+        <w:rPr>
+          <w:rFonts w:ascii="Times New Roman" w:eastAsia="Times New Roman" w:hAnsi="Times New Roman" w:cs="Times New Roman"/>
+          <w:sz w:val="24"/>
+          <w:szCs w:val="24"/>
+        </w:rPr>
+      </w:pPr>
+      <w:r>
+        <w:rPr>
+          <w:rFonts w:ascii="Times New Roman" w:eastAsia="Times New Roman" w:hAnsi="Times New Roman" w:cs="Times New Roman"/>
+          <w:sz w:val="24"/>
+          <w:szCs w:val="24"/>
+        </w:rPr>
+        <w:t>Delete Cart</w:t>
+      </w:r>
+    </w:p>
+    <w:p>
+      <w:pPr>
+        <w:spacing w:before="100" w:beforeAutospacing="1" w:after="100" w:afterAutospacing="1" w:line="240" w:lineRule="auto"/>
+        <w:rPr>
+          <w:rFonts w:ascii="Times New Roman" w:eastAsia="Times New Roman" w:hAnsi="Times New Roman" w:cs="Times New Roman"/>
+          <w:sz w:val="24"/>
+          <w:szCs w:val="24"/>
+        </w:rPr>
+      </w:pPr>
     </w:p>
     <w:sectPr>
       <w:pgSz w:w="12240" w:h="15840"/>
